--- a/Methods_draft_v1.docx
+++ b/Methods_draft_v1.docx
@@ -298,7 +298,7 @@
     </w:p>
     <w:p>
       <w:r>
-        <w:t>The following variables were extracted:</w:t>
+        <w:t>The following variables were obtained automatically from the extracted records:</w:t>
       </w:r>
     </w:p>
     <w:p>
@@ -314,7 +314,7 @@
         <w:pStyle w:val="ListBullet"/>
       </w:pPr>
       <w:r>
-        <w:t>length of stay;</w:t>
+        <w:t>length of stay and postoperative length of stay;</w:t>
       </w:r>
     </w:p>
     <w:p>
@@ -322,7 +322,20 @@
         <w:pStyle w:val="ListBullet"/>
       </w:pPr>
       <w:r>
-        <w:t>the first white blood cell count and C-reactive protein concentration within 48 hours of admission;</w:t>
+        <w:t>readmission for the same perforation within 30 days of discharge;</w:t>
+      </w:r>
+    </w:p>
+    <w:p>
+      <w:pPr>
+        <w:pStyle w:val="ListBullet"/>
+      </w:pPr>
+      <w:r>
+        <w:t>the first white blood cell count and C-reactive protein concentration within 48 hours of admission.</w:t>
+      </w:r>
+    </w:p>
+    <w:p>
+      <w:r>
+        <w:t>The following were recorded during adjudication:</w:t>
       </w:r>
     </w:p>
     <w:p>
@@ -347,6 +360,48 @@
       </w:pPr>
       <w:r>
         <w:t>in-hospital outcome.</w:t>
+      </w:r>
+    </w:p>
+    <w:p>
+      <w:r>
+        <w:t>The following were abstracted by one investigator using predefined operational definitions and verified case by case by a second investigator [initials]:</w:t>
+      </w:r>
+    </w:p>
+    <w:p>
+      <w:pPr>
+        <w:pStyle w:val="ListBullet"/>
+      </w:pPr>
+      <w:r>
+        <w:t>clinical presentation: duration of symptoms before admission, abdominal pain, vomiting, fever, abdominal distension, peritoneal signs, shock or sepsis at admission, and pneumoperitoneum on radiography or CT before treatment;</w:t>
+      </w:r>
+    </w:p>
+    <w:p>
+      <w:pPr>
+        <w:pStyle w:val="ListBullet"/>
+      </w:pPr>
+      <w:r>
+        <w:t>in-hospital complications, with the highest grade by the Clavien–Dindo classification;</w:t>
+      </w:r>
+    </w:p>
+    <w:p>
+      <w:pPr>
+        <w:pStyle w:val="ListBullet"/>
+      </w:pPr>
+      <w:r>
+        <w:t>unplanned reoperation and non-operative reintervention;</w:t>
+      </w:r>
+    </w:p>
+    <w:p>
+      <w:pPr>
+        <w:pStyle w:val="ListBullet"/>
+      </w:pPr>
+      <w:r>
+        <w:t>time to first and to full enteral feeding, counted from the day of the first operation, or from admission in children managed non-operatively.</w:t>
+      </w:r>
+    </w:p>
+    <w:p>
+      <w:r>
+        <w:t>Progress notes were not part of the data extraction. Items not documented in the admission, operative or discharge records were therefore sought in the hospital information system, and items that remained undocumented were recorded as unknown.</w:t>
       </w:r>
     </w:p>
     <w:p>

--- a/Methods_draft_v1.docx
+++ b/Methods_draft_v1.docx
@@ -533,7 +533,7 @@
     </w:p>
     <w:p>
       <w:r>
-        <w:t>Clinical characteristics were compared across aetiologies with the Kruskal–Wallis test or Fisher's exact test. Treatment and in-hospital outcomes were summarised descriptively, without between-group inference, because few events were expected.</w:t>
+        <w:t>Clinical characteristics were compared across aetiologies with the Kruskal–Wallis test or Fisher's exact test. Treatment and in-hospital outcomes were summarised descriptively, without between-group inference, because few events were expected. Whether time to feeding was compared across aetiologies, rather than only described, was decided after chart review was complete, based solely on the proportion of admissions with a documented value (a pre-specified threshold of 30% unknown, fixed before this proportion was known); the decision did not depend on the observed between-group difference [state which applied and the achieved completeness].</w:t>
       </w:r>
     </w:p>
     <w:p>
